--- a/Knowledge/3-Work knowledge/1-Software Engineering/2-Testing/5-My Source/1-ISTQB Foundation Level/5-Test Management/5-Test Techniques/2-Black-Box Techniques.docx
+++ b/Knowledge/3-Work knowledge/1-Software Engineering/2-Testing/5-My Source/1-ISTQB Foundation Level/5-Test Management/5-Test Techniques/2-Black-Box Techniques.docx
@@ -35,51 +35,77 @@
       </w:pPr>
       <w:r>
         <w:rPr>
-          <w:b/>
-          <w:shd w:val="clear" w:color="auto" w:fill="B7B7B7"/>
-        </w:rPr>
-        <w:t># Source</w:t>
-      </w:r>
-      <w:r>
-        <w:rPr>
-          <w:shd w:val="clear" w:color="auto" w:fill="B7B7B7"/>
-        </w:rPr>
-        <w:t xml:space="preserve">: </w:t>
-      </w:r>
-      <w:r>
-        <w:rPr>
-          <w:b/>
-          <w:shd w:val="clear" w:color="auto" w:fill="B7B7B7"/>
-        </w:rPr>
-        <w:t xml:space="preserve">Chatgpt </w:t>
-      </w:r>
-      <w:r>
-        <w:rPr>
-          <w:b/>
-          <w:sz w:val="14"/>
-          <w:szCs w:val="14"/>
-          <w:shd w:val="clear" w:color="auto" w:fill="B7B7B7"/>
-        </w:rPr>
-        <w:t>(GPT</w:t>
-      </w:r>
-      <w:r>
-        <w:rPr>
-          <w:rFonts w:ascii="Cambria Math" w:hAnsi="Cambria Math" w:cs="Cambria Math"/>
-          <w:b/>
-          <w:sz w:val="14"/>
-          <w:szCs w:val="14"/>
-          <w:shd w:val="clear" w:color="auto" w:fill="B7B7B7"/>
+          <w:rFonts w:ascii="Arial" w:eastAsia="Arial" w:hAnsi="Arial" w:cs="Arial"/>
+          <w:b/>
+          <w:color w:val="000000"/>
+          <w:sz w:val="18"/>
+          <w:highlight w:val="lightGray"/>
+        </w:rPr>
+        <w:t># Source: AI Source: Provided by: [Data Path</w:t>
+      </w:r>
+      <w:r>
+        <w:rPr>
+          <w:rFonts w:ascii="Arial" w:eastAsia="Arial" w:hAnsi="Arial" w:cs="Arial"/>
+          <w:color w:val="000000"/>
+          <w:sz w:val="18"/>
+          <w:highlight w:val="lightGray"/>
+        </w:rPr>
+        <w:t xml:space="preserve">: Persons Table -&gt; ID Column: 1, Name_En Column: Motasem Essam] -&gt; </w:t>
+      </w:r>
+      <w:r>
+        <w:rPr>
+          <w:rFonts w:ascii="Arial" w:eastAsia="Arial" w:hAnsi="Arial" w:cs="Arial"/>
+          <w:b/>
+          <w:color w:val="000000"/>
+          <w:sz w:val="18"/>
+          <w:highlight w:val="lightGray"/>
+        </w:rPr>
+        <w:t>From:</w:t>
+      </w:r>
+      <w:r>
+        <w:rPr>
+          <w:rFonts w:ascii="Arial" w:eastAsia="Arial" w:hAnsi="Arial" w:cs="Arial"/>
+          <w:color w:val="000000"/>
+          <w:sz w:val="18"/>
+          <w:highlight w:val="lightGray"/>
+        </w:rPr>
+        <w:t xml:space="preserve"> [Chatgpt (GPT</w:t>
+      </w:r>
+      <w:r>
+        <w:rPr>
+          <w:rFonts w:ascii="Arial" w:eastAsia="Arial" w:hAnsi="Arial" w:cs="Cambria Math"/>
+          <w:color w:val="000000"/>
+          <w:sz w:val="18"/>
+          <w:highlight w:val="lightGray"/>
         </w:rPr>
         <w:t>‑</w:t>
       </w:r>
       <w:r>
         <w:rPr>
-          <w:b/>
-          <w:sz w:val="14"/>
-          <w:szCs w:val="14"/>
-          <w:shd w:val="clear" w:color="auto" w:fill="B7B7B7"/>
-        </w:rPr>
-        <w:t>5 Mini) at [8/15/2025]</w:t>
+          <w:rFonts w:ascii="Arial" w:eastAsia="Arial" w:hAnsi="Arial" w:cs="Arial"/>
+          <w:color w:val="000000"/>
+          <w:sz w:val="18"/>
+          <w:highlight w:val="lightGray"/>
+        </w:rPr>
+        <w:t xml:space="preserve">5 Mini)] </w:t>
+      </w:r>
+      <w:r>
+        <w:rPr>
+          <w:rFonts w:ascii="Arial" w:eastAsia="Arial" w:hAnsi="Arial" w:cs="Arial"/>
+          <w:b/>
+          <w:color w:val="000000"/>
+          <w:sz w:val="18"/>
+          <w:highlight w:val="lightGray"/>
+        </w:rPr>
+        <w:t>on</w:t>
+      </w:r>
+      <w:r>
+        <w:rPr>
+          <w:rFonts w:ascii="Arial" w:eastAsia="Arial" w:hAnsi="Arial"/>
+          <w:sz w:val="18"/>
+          <w:highlight w:val="lightGray"/>
+        </w:rPr>
+        <w:t xml:space="preserve"> [8/15/2025]</w:t>
       </w:r>
     </w:p>
     <w:p>
@@ -162,7 +188,7 @@
           <w:ilvl w:val="0"/>
           <w:numId w:val="3"/>
         </w:numPr>
-        <w:spacing w:before="240"/>
+        <w:spacing w:before="240" w:after="0" w:line="276" w:lineRule="auto"/>
       </w:pPr>
       <w:r>
         <w:rPr>
@@ -190,7 +216,7 @@
           <w:ilvl w:val="0"/>
           <w:numId w:val="3"/>
         </w:numPr>
-        <w:spacing w:after="240"/>
+        <w:spacing w:after="240" w:line="276" w:lineRule="auto"/>
       </w:pPr>
       <w:r>
         <w:rPr>
@@ -241,7 +267,7 @@
     </w:p>
     <w:p>
       <w:r>
-        <w:pict w14:anchorId="0FB1C0B3">
+        <w:pict w14:anchorId="5FA3889C">
           <v:rect id="_x0000_i1025" style="width:0;height:1.5pt" o:hralign="center" o:hrstd="t" o:hr="t" fillcolor="#a0a0a0" stroked="f"/>
         </w:pict>
       </w:r>
@@ -278,51 +304,77 @@
       </w:pPr>
       <w:r>
         <w:rPr>
-          <w:b/>
-          <w:shd w:val="clear" w:color="auto" w:fill="B7B7B7"/>
-        </w:rPr>
-        <w:t># Source</w:t>
-      </w:r>
-      <w:r>
-        <w:rPr>
-          <w:shd w:val="clear" w:color="auto" w:fill="B7B7B7"/>
-        </w:rPr>
-        <w:t xml:space="preserve">: </w:t>
-      </w:r>
-      <w:r>
-        <w:rPr>
-          <w:b/>
-          <w:shd w:val="clear" w:color="auto" w:fill="B7B7B7"/>
-        </w:rPr>
-        <w:t xml:space="preserve">Chatgpt </w:t>
-      </w:r>
-      <w:r>
-        <w:rPr>
-          <w:b/>
-          <w:sz w:val="14"/>
-          <w:szCs w:val="14"/>
-          <w:shd w:val="clear" w:color="auto" w:fill="B7B7B7"/>
-        </w:rPr>
-        <w:t>(GPT</w:t>
-      </w:r>
-      <w:r>
-        <w:rPr>
-          <w:rFonts w:ascii="Cambria Math" w:hAnsi="Cambria Math" w:cs="Cambria Math"/>
-          <w:b/>
-          <w:sz w:val="14"/>
-          <w:szCs w:val="14"/>
-          <w:shd w:val="clear" w:color="auto" w:fill="B7B7B7"/>
+          <w:rFonts w:ascii="Arial" w:eastAsia="Arial" w:hAnsi="Arial" w:cs="Arial"/>
+          <w:b/>
+          <w:color w:val="000000"/>
+          <w:sz w:val="18"/>
+          <w:highlight w:val="lightGray"/>
+        </w:rPr>
+        <w:t># Source: AI Source: Provided by: [Data Path</w:t>
+      </w:r>
+      <w:r>
+        <w:rPr>
+          <w:rFonts w:ascii="Arial" w:eastAsia="Arial" w:hAnsi="Arial" w:cs="Arial"/>
+          <w:color w:val="000000"/>
+          <w:sz w:val="18"/>
+          <w:highlight w:val="lightGray"/>
+        </w:rPr>
+        <w:t xml:space="preserve">: Persons Table -&gt; ID Column: 1, Name_En Column: Motasem Essam] -&gt; </w:t>
+      </w:r>
+      <w:r>
+        <w:rPr>
+          <w:rFonts w:ascii="Arial" w:eastAsia="Arial" w:hAnsi="Arial" w:cs="Arial"/>
+          <w:b/>
+          <w:color w:val="000000"/>
+          <w:sz w:val="18"/>
+          <w:highlight w:val="lightGray"/>
+        </w:rPr>
+        <w:t>From:</w:t>
+      </w:r>
+      <w:r>
+        <w:rPr>
+          <w:rFonts w:ascii="Arial" w:eastAsia="Arial" w:hAnsi="Arial" w:cs="Arial"/>
+          <w:color w:val="000000"/>
+          <w:sz w:val="18"/>
+          <w:highlight w:val="lightGray"/>
+        </w:rPr>
+        <w:t xml:space="preserve"> [Chatgpt (GPT</w:t>
+      </w:r>
+      <w:r>
+        <w:rPr>
+          <w:rFonts w:ascii="Arial" w:eastAsia="Arial" w:hAnsi="Arial" w:cs="Cambria Math"/>
+          <w:color w:val="000000"/>
+          <w:sz w:val="18"/>
+          <w:highlight w:val="lightGray"/>
         </w:rPr>
         <w:t>‑</w:t>
       </w:r>
       <w:r>
         <w:rPr>
-          <w:b/>
-          <w:sz w:val="14"/>
-          <w:szCs w:val="14"/>
-          <w:shd w:val="clear" w:color="auto" w:fill="B7B7B7"/>
-        </w:rPr>
-        <w:t>5 Mini) at [8/15/2025]</w:t>
+          <w:rFonts w:ascii="Arial" w:eastAsia="Arial" w:hAnsi="Arial" w:cs="Arial"/>
+          <w:color w:val="000000"/>
+          <w:sz w:val="18"/>
+          <w:highlight w:val="lightGray"/>
+        </w:rPr>
+        <w:t xml:space="preserve">5 Mini)] </w:t>
+      </w:r>
+      <w:r>
+        <w:rPr>
+          <w:rFonts w:ascii="Arial" w:eastAsia="Arial" w:hAnsi="Arial" w:cs="Arial"/>
+          <w:b/>
+          <w:color w:val="000000"/>
+          <w:sz w:val="18"/>
+          <w:highlight w:val="lightGray"/>
+        </w:rPr>
+        <w:t>on</w:t>
+      </w:r>
+      <w:r>
+        <w:rPr>
+          <w:rFonts w:ascii="Arial" w:eastAsia="Arial" w:hAnsi="Arial"/>
+          <w:sz w:val="18"/>
+          <w:highlight w:val="lightGray"/>
+        </w:rPr>
+        <w:t xml:space="preserve"> [8/15/2025]</w:t>
       </w:r>
     </w:p>
     <w:p>
@@ -331,7 +383,7 @@
           <w:ilvl w:val="0"/>
           <w:numId w:val="1"/>
         </w:numPr>
-        <w:spacing w:before="240"/>
+        <w:spacing w:before="240" w:after="0" w:line="276" w:lineRule="auto"/>
       </w:pPr>
       <w:r>
         <w:rPr>
@@ -391,6 +443,7 @@
           <w:ilvl w:val="0"/>
           <w:numId w:val="1"/>
         </w:numPr>
+        <w:spacing w:after="0" w:line="276" w:lineRule="auto"/>
       </w:pPr>
       <w:r>
         <w:rPr>
@@ -424,6 +477,7 @@
           <w:ilvl w:val="0"/>
           <w:numId w:val="1"/>
         </w:numPr>
+        <w:spacing w:after="0" w:line="276" w:lineRule="auto"/>
       </w:pPr>
       <w:r>
         <w:rPr>
@@ -457,7 +511,7 @@
           <w:ilvl w:val="0"/>
           <w:numId w:val="1"/>
         </w:numPr>
-        <w:spacing w:after="240"/>
+        <w:spacing w:after="240" w:line="276" w:lineRule="auto"/>
       </w:pPr>
       <w:r>
         <w:rPr>
@@ -487,7 +541,7 @@
     </w:p>
     <w:p>
       <w:r>
-        <w:pict w14:anchorId="313A4335">
+        <w:pict w14:anchorId="1FBCC4D5">
           <v:rect id="_x0000_i1026" style="width:0;height:1.5pt" o:hralign="center" o:hrstd="t" o:hr="t" fillcolor="#a0a0a0" stroked="f"/>
         </w:pict>
       </w:r>
@@ -524,51 +578,77 @@
       </w:pPr>
       <w:r>
         <w:rPr>
-          <w:b/>
-          <w:shd w:val="clear" w:color="auto" w:fill="B7B7B7"/>
-        </w:rPr>
-        <w:t># Source</w:t>
-      </w:r>
-      <w:r>
-        <w:rPr>
-          <w:shd w:val="clear" w:color="auto" w:fill="B7B7B7"/>
-        </w:rPr>
-        <w:t xml:space="preserve">: </w:t>
-      </w:r>
-      <w:r>
-        <w:rPr>
-          <w:b/>
-          <w:shd w:val="clear" w:color="auto" w:fill="B7B7B7"/>
-        </w:rPr>
-        <w:t xml:space="preserve">Chatgpt </w:t>
-      </w:r>
-      <w:r>
-        <w:rPr>
-          <w:b/>
-          <w:sz w:val="14"/>
-          <w:szCs w:val="14"/>
-          <w:shd w:val="clear" w:color="auto" w:fill="B7B7B7"/>
-        </w:rPr>
-        <w:t>(GPT</w:t>
-      </w:r>
-      <w:r>
-        <w:rPr>
-          <w:rFonts w:ascii="Cambria Math" w:hAnsi="Cambria Math" w:cs="Cambria Math"/>
-          <w:b/>
-          <w:sz w:val="14"/>
-          <w:szCs w:val="14"/>
-          <w:shd w:val="clear" w:color="auto" w:fill="B7B7B7"/>
+          <w:rFonts w:ascii="Arial" w:eastAsia="Arial" w:hAnsi="Arial" w:cs="Arial"/>
+          <w:b/>
+          <w:color w:val="000000"/>
+          <w:sz w:val="18"/>
+          <w:highlight w:val="lightGray"/>
+        </w:rPr>
+        <w:t># Source: AI Source: Provided by: [Data Path</w:t>
+      </w:r>
+      <w:r>
+        <w:rPr>
+          <w:rFonts w:ascii="Arial" w:eastAsia="Arial" w:hAnsi="Arial" w:cs="Arial"/>
+          <w:color w:val="000000"/>
+          <w:sz w:val="18"/>
+          <w:highlight w:val="lightGray"/>
+        </w:rPr>
+        <w:t xml:space="preserve">: Persons Table -&gt; ID Column: 1, Name_En Column: Motasem Essam] -&gt; </w:t>
+      </w:r>
+      <w:r>
+        <w:rPr>
+          <w:rFonts w:ascii="Arial" w:eastAsia="Arial" w:hAnsi="Arial" w:cs="Arial"/>
+          <w:b/>
+          <w:color w:val="000000"/>
+          <w:sz w:val="18"/>
+          <w:highlight w:val="lightGray"/>
+        </w:rPr>
+        <w:t>From:</w:t>
+      </w:r>
+      <w:r>
+        <w:rPr>
+          <w:rFonts w:ascii="Arial" w:eastAsia="Arial" w:hAnsi="Arial" w:cs="Arial"/>
+          <w:color w:val="000000"/>
+          <w:sz w:val="18"/>
+          <w:highlight w:val="lightGray"/>
+        </w:rPr>
+        <w:t xml:space="preserve"> [Chatgpt (GPT</w:t>
+      </w:r>
+      <w:r>
+        <w:rPr>
+          <w:rFonts w:ascii="Arial" w:eastAsia="Arial" w:hAnsi="Arial" w:cs="Cambria Math"/>
+          <w:color w:val="000000"/>
+          <w:sz w:val="18"/>
+          <w:highlight w:val="lightGray"/>
         </w:rPr>
         <w:t>‑</w:t>
       </w:r>
       <w:r>
         <w:rPr>
-          <w:b/>
-          <w:sz w:val="14"/>
-          <w:szCs w:val="14"/>
-          <w:shd w:val="clear" w:color="auto" w:fill="B7B7B7"/>
-        </w:rPr>
-        <w:t>5 Mini) at [8/15/2025]</w:t>
+          <w:rFonts w:ascii="Arial" w:eastAsia="Arial" w:hAnsi="Arial" w:cs="Arial"/>
+          <w:color w:val="000000"/>
+          <w:sz w:val="18"/>
+          <w:highlight w:val="lightGray"/>
+        </w:rPr>
+        <w:t xml:space="preserve">5 Mini)] </w:t>
+      </w:r>
+      <w:r>
+        <w:rPr>
+          <w:rFonts w:ascii="Arial" w:eastAsia="Arial" w:hAnsi="Arial" w:cs="Arial"/>
+          <w:b/>
+          <w:color w:val="000000"/>
+          <w:sz w:val="18"/>
+          <w:highlight w:val="lightGray"/>
+        </w:rPr>
+        <w:t>on</w:t>
+      </w:r>
+      <w:r>
+        <w:rPr>
+          <w:rFonts w:ascii="Arial" w:eastAsia="Arial" w:hAnsi="Arial"/>
+          <w:sz w:val="18"/>
+          <w:highlight w:val="lightGray"/>
+        </w:rPr>
+        <w:t xml:space="preserve"> [8/15/2025]</w:t>
       </w:r>
     </w:p>
     <w:p>
@@ -576,9 +656,8 @@
         <w:rPr>
           <w:noProof/>
         </w:rPr>
-        <w:lastRenderedPageBreak/>
         <w:drawing>
-          <wp:inline distT="114300" distB="114300" distL="114300" distR="114300" wp14:anchorId="126857D0" wp14:editId="47FD8773">
+          <wp:inline distT="114300" distB="114300" distL="114300" distR="114300" wp14:anchorId="060ECBA6" wp14:editId="00A74C57">
             <wp:extent cx="5943600" cy="2844800"/>
             <wp:effectExtent l="0" t="0" r="0" b="0"/>
             <wp:docPr id="1" name="image1.png"/>
@@ -1217,7 +1296,7 @@
     </w:tbl>
     <w:p>
       <w:r>
-        <w:pict w14:anchorId="23311A3A">
+        <w:pict w14:anchorId="27D7D208">
           <v:rect id="_x0000_i1027" style="width:0;height:1.5pt" o:hralign="center" o:hrstd="t" o:hr="t" fillcolor="#a0a0a0" stroked="f"/>
         </w:pict>
       </w:r>
@@ -1254,51 +1333,77 @@
       </w:pPr>
       <w:r>
         <w:rPr>
-          <w:b/>
-          <w:shd w:val="clear" w:color="auto" w:fill="B7B7B7"/>
-        </w:rPr>
-        <w:t># Source</w:t>
-      </w:r>
-      <w:r>
-        <w:rPr>
-          <w:shd w:val="clear" w:color="auto" w:fill="B7B7B7"/>
-        </w:rPr>
-        <w:t xml:space="preserve">: </w:t>
-      </w:r>
-      <w:r>
-        <w:rPr>
-          <w:b/>
-          <w:shd w:val="clear" w:color="auto" w:fill="B7B7B7"/>
-        </w:rPr>
-        <w:t xml:space="preserve">Chatgpt </w:t>
-      </w:r>
-      <w:r>
-        <w:rPr>
-          <w:b/>
-          <w:sz w:val="14"/>
-          <w:szCs w:val="14"/>
-          <w:shd w:val="clear" w:color="auto" w:fill="B7B7B7"/>
-        </w:rPr>
-        <w:t>(GPT</w:t>
-      </w:r>
-      <w:r>
-        <w:rPr>
-          <w:rFonts w:ascii="Cambria Math" w:hAnsi="Cambria Math" w:cs="Cambria Math"/>
-          <w:b/>
-          <w:sz w:val="14"/>
-          <w:szCs w:val="14"/>
-          <w:shd w:val="clear" w:color="auto" w:fill="B7B7B7"/>
+          <w:rFonts w:ascii="Arial" w:eastAsia="Arial" w:hAnsi="Arial" w:cs="Arial"/>
+          <w:b/>
+          <w:color w:val="000000"/>
+          <w:sz w:val="18"/>
+          <w:highlight w:val="lightGray"/>
+        </w:rPr>
+        <w:t># Source: AI Source: Provided by: [Data Path</w:t>
+      </w:r>
+      <w:r>
+        <w:rPr>
+          <w:rFonts w:ascii="Arial" w:eastAsia="Arial" w:hAnsi="Arial" w:cs="Arial"/>
+          <w:color w:val="000000"/>
+          <w:sz w:val="18"/>
+          <w:highlight w:val="lightGray"/>
+        </w:rPr>
+        <w:t xml:space="preserve">: Persons Table -&gt; ID Column: 1, Name_En Column: Motasem Essam] -&gt; </w:t>
+      </w:r>
+      <w:r>
+        <w:rPr>
+          <w:rFonts w:ascii="Arial" w:eastAsia="Arial" w:hAnsi="Arial" w:cs="Arial"/>
+          <w:b/>
+          <w:color w:val="000000"/>
+          <w:sz w:val="18"/>
+          <w:highlight w:val="lightGray"/>
+        </w:rPr>
+        <w:t>From:</w:t>
+      </w:r>
+      <w:r>
+        <w:rPr>
+          <w:rFonts w:ascii="Arial" w:eastAsia="Arial" w:hAnsi="Arial" w:cs="Arial"/>
+          <w:color w:val="000000"/>
+          <w:sz w:val="18"/>
+          <w:highlight w:val="lightGray"/>
+        </w:rPr>
+        <w:t xml:space="preserve"> [Chatgpt (GPT</w:t>
+      </w:r>
+      <w:r>
+        <w:rPr>
+          <w:rFonts w:ascii="Arial" w:eastAsia="Arial" w:hAnsi="Arial" w:cs="Cambria Math"/>
+          <w:color w:val="000000"/>
+          <w:sz w:val="18"/>
+          <w:highlight w:val="lightGray"/>
         </w:rPr>
         <w:t>‑</w:t>
       </w:r>
       <w:r>
         <w:rPr>
-          <w:b/>
-          <w:sz w:val="14"/>
-          <w:szCs w:val="14"/>
-          <w:shd w:val="clear" w:color="auto" w:fill="B7B7B7"/>
-        </w:rPr>
-        <w:t>5 Mini) at [8/15/2025]</w:t>
+          <w:rFonts w:ascii="Arial" w:eastAsia="Arial" w:hAnsi="Arial" w:cs="Arial"/>
+          <w:color w:val="000000"/>
+          <w:sz w:val="18"/>
+          <w:highlight w:val="lightGray"/>
+        </w:rPr>
+        <w:t xml:space="preserve">5 Mini)] </w:t>
+      </w:r>
+      <w:r>
+        <w:rPr>
+          <w:rFonts w:ascii="Arial" w:eastAsia="Arial" w:hAnsi="Arial" w:cs="Arial"/>
+          <w:b/>
+          <w:color w:val="000000"/>
+          <w:sz w:val="18"/>
+          <w:highlight w:val="lightGray"/>
+        </w:rPr>
+        <w:t>on</w:t>
+      </w:r>
+      <w:r>
+        <w:rPr>
+          <w:rFonts w:ascii="Arial" w:eastAsia="Arial" w:hAnsi="Arial"/>
+          <w:sz w:val="18"/>
+          <w:highlight w:val="lightGray"/>
+        </w:rPr>
+        <w:t xml:space="preserve"> [8/15/2025]</w:t>
       </w:r>
     </w:p>
     <w:p>
@@ -1328,16 +1433,15 @@
           <w:ilvl w:val="0"/>
           <w:numId w:val="2"/>
         </w:numPr>
-        <w:spacing w:before="240"/>
-        <w:rPr>
-          <w:rFonts w:ascii="Roboto Mono" w:eastAsia="Roboto Mono" w:hAnsi="Roboto Mono" w:cs="Roboto Mono"/>
-        </w:rPr>
-      </w:pPr>
-      <w:r>
-        <w:rPr>
-          <w:rFonts w:ascii="Roboto Mono" w:eastAsia="Roboto Mono" w:hAnsi="Roboto Mono" w:cs="Roboto Mono"/>
-        </w:rPr>
-        <w:lastRenderedPageBreak/>
+        <w:spacing w:before="240" w:after="0" w:line="276" w:lineRule="auto"/>
+        <w:rPr>
+          <w:rFonts w:ascii="Roboto Mono" w:eastAsia="Roboto Mono" w:hAnsi="Roboto Mono" w:cs="Roboto Mono"/>
+        </w:rPr>
+      </w:pPr>
+      <w:r>
+        <w:rPr>
+          <w:rFonts w:ascii="Roboto Mono" w:eastAsia="Roboto Mono" w:hAnsi="Roboto Mono" w:cs="Roboto Mono"/>
+        </w:rPr>
         <w:t xml:space="preserve">Requirement: </w:t>
       </w:r>
       <w:r>
@@ -1361,6 +1465,7 @@
           <w:ilvl w:val="0"/>
           <w:numId w:val="2"/>
         </w:numPr>
+        <w:spacing w:after="0" w:line="276" w:lineRule="auto"/>
       </w:pPr>
       <w:r>
         <w:rPr>
@@ -1388,6 +1493,7 @@
           <w:ilvl w:val="0"/>
           <w:numId w:val="2"/>
         </w:numPr>
+        <w:spacing w:after="0" w:line="276" w:lineRule="auto"/>
       </w:pPr>
       <w:r>
         <w:rPr>
@@ -1415,7 +1521,7 @@
           <w:ilvl w:val="0"/>
           <w:numId w:val="2"/>
         </w:numPr>
-        <w:spacing w:after="240"/>
+        <w:spacing w:after="240" w:line="276" w:lineRule="auto"/>
       </w:pPr>
       <w:r>
         <w:rPr>
@@ -1436,19 +1542,20 @@
     </w:p>
     <w:p>
       <w:r>
-        <w:pict w14:anchorId="2DC7F1F9">
+        <w:pict w14:anchorId="1DA14EA8">
           <v:rect id="_x0000_i1028" style="width:0;height:1.5pt" o:hralign="center" o:hrstd="t" o:hr="t" fillcolor="#a0a0a0" stroked="f"/>
         </w:pict>
       </w:r>
     </w:p>
+    <w:p/>
     <w:p/>
     <w:p/>
     <w:p/>
     <w:sectPr>
       <w:pgSz w:w="12240" w:h="15840"/>
       <w:pgMar w:top="1440" w:right="1440" w:bottom="1440" w:left="1440" w:header="720" w:footer="720" w:gutter="0"/>
-      <w:pgNumType w:start="1"/>
       <w:cols w:space="720"/>
+      <w:docGrid w:linePitch="360"/>
     </w:sectPr>
   </w:body>
 </w:document>
@@ -2207,18 +2314,6 @@
   <w:style w:type="paragraph" w:default="1" w:styleId="Normal">
     <w:name w:val="Normal"/>
     <w:qFormat/>
-    <w:rsid w:val="009B5B47"/>
-    <w:pPr>
-      <w:spacing w:after="0" w:line="276" w:lineRule="auto"/>
-    </w:pPr>
-    <w:rPr>
-      <w:rFonts w:ascii="Arial" w:eastAsia="Arial" w:hAnsi="Arial" w:cs="Arial"/>
-      <w:kern w:val="0"/>
-      <w:sz w:val="22"/>
-      <w:szCs w:val="22"/>
-      <w:lang w:val="en"/>
-      <w14:ligatures w14:val="none"/>
-    </w:rPr>
   </w:style>
   <w:style w:type="paragraph" w:styleId="Heading1">
     <w:name w:val="heading 1"/>
@@ -2227,7 +2322,7 @@
     <w:link w:val="Heading1Char"/>
     <w:uiPriority w:val="9"/>
     <w:qFormat/>
-    <w:rsid w:val="0033505D"/>
+    <w:rsid w:val="00404219"/>
     <w:pPr>
       <w:keepNext/>
       <w:keepLines/>
@@ -2249,7 +2344,7 @@
     <w:uiPriority w:val="9"/>
     <w:unhideWhenUsed/>
     <w:qFormat/>
-    <w:rsid w:val="0033505D"/>
+    <w:rsid w:val="00404219"/>
     <w:pPr>
       <w:keepNext/>
       <w:keepLines/>
@@ -2272,7 +2367,7 @@
     <w:semiHidden/>
     <w:unhideWhenUsed/>
     <w:qFormat/>
-    <w:rsid w:val="0033505D"/>
+    <w:rsid w:val="00404219"/>
     <w:pPr>
       <w:keepNext/>
       <w:keepLines/>
@@ -2295,7 +2390,7 @@
     <w:semiHidden/>
     <w:unhideWhenUsed/>
     <w:qFormat/>
-    <w:rsid w:val="0033505D"/>
+    <w:rsid w:val="00404219"/>
     <w:pPr>
       <w:keepNext/>
       <w:keepLines/>
@@ -2318,7 +2413,7 @@
     <w:semiHidden/>
     <w:unhideWhenUsed/>
     <w:qFormat/>
-    <w:rsid w:val="0033505D"/>
+    <w:rsid w:val="00404219"/>
     <w:pPr>
       <w:keepNext/>
       <w:keepLines/>
@@ -2339,11 +2434,11 @@
     <w:semiHidden/>
     <w:unhideWhenUsed/>
     <w:qFormat/>
-    <w:rsid w:val="0033505D"/>
+    <w:rsid w:val="00404219"/>
     <w:pPr>
       <w:keepNext/>
       <w:keepLines/>
-      <w:spacing w:before="40"/>
+      <w:spacing w:before="40" w:after="0"/>
       <w:outlineLvl w:val="5"/>
     </w:pPr>
     <w:rPr>
@@ -2362,11 +2457,11 @@
     <w:semiHidden/>
     <w:unhideWhenUsed/>
     <w:qFormat/>
-    <w:rsid w:val="0033505D"/>
+    <w:rsid w:val="00404219"/>
     <w:pPr>
       <w:keepNext/>
       <w:keepLines/>
-      <w:spacing w:before="40"/>
+      <w:spacing w:before="40" w:after="0"/>
       <w:outlineLvl w:val="6"/>
     </w:pPr>
     <w:rPr>
@@ -2383,10 +2478,11 @@
     <w:semiHidden/>
     <w:unhideWhenUsed/>
     <w:qFormat/>
-    <w:rsid w:val="0033505D"/>
+    <w:rsid w:val="00404219"/>
     <w:pPr>
       <w:keepNext/>
       <w:keepLines/>
+      <w:spacing w:after="0"/>
       <w:outlineLvl w:val="7"/>
     </w:pPr>
     <w:rPr>
@@ -2405,10 +2501,11 @@
     <w:semiHidden/>
     <w:unhideWhenUsed/>
     <w:qFormat/>
-    <w:rsid w:val="0033505D"/>
+    <w:rsid w:val="00404219"/>
     <w:pPr>
       <w:keepNext/>
       <w:keepLines/>
+      <w:spacing w:after="0"/>
       <w:outlineLvl w:val="8"/>
     </w:pPr>
     <w:rPr>
@@ -2448,7 +2545,7 @@
     <w:basedOn w:val="DefaultParagraphFont"/>
     <w:link w:val="Heading1"/>
     <w:uiPriority w:val="9"/>
-    <w:rsid w:val="0033505D"/>
+    <w:rsid w:val="00404219"/>
     <w:rPr>
       <w:rFonts w:asciiTheme="majorHAnsi" w:eastAsiaTheme="majorEastAsia" w:hAnsiTheme="majorHAnsi" w:cstheme="majorBidi"/>
       <w:color w:val="2F5496" w:themeColor="accent1" w:themeShade="BF"/>
@@ -2461,7 +2558,7 @@
     <w:basedOn w:val="DefaultParagraphFont"/>
     <w:link w:val="Heading2"/>
     <w:uiPriority w:val="9"/>
-    <w:rsid w:val="0033505D"/>
+    <w:rsid w:val="00404219"/>
     <w:rPr>
       <w:rFonts w:asciiTheme="majorHAnsi" w:eastAsiaTheme="majorEastAsia" w:hAnsiTheme="majorHAnsi" w:cstheme="majorBidi"/>
       <w:color w:val="2F5496" w:themeColor="accent1" w:themeShade="BF"/>
@@ -2475,7 +2572,7 @@
     <w:link w:val="Heading3"/>
     <w:uiPriority w:val="9"/>
     <w:semiHidden/>
-    <w:rsid w:val="0033505D"/>
+    <w:rsid w:val="00404219"/>
     <w:rPr>
       <w:rFonts w:eastAsiaTheme="majorEastAsia" w:cstheme="majorBidi"/>
       <w:color w:val="2F5496" w:themeColor="accent1" w:themeShade="BF"/>
@@ -2489,7 +2586,7 @@
     <w:link w:val="Heading4"/>
     <w:uiPriority w:val="9"/>
     <w:semiHidden/>
-    <w:rsid w:val="0033505D"/>
+    <w:rsid w:val="00404219"/>
     <w:rPr>
       <w:rFonts w:eastAsiaTheme="majorEastAsia" w:cstheme="majorBidi"/>
       <w:i/>
@@ -2503,7 +2600,7 @@
     <w:link w:val="Heading5"/>
     <w:uiPriority w:val="9"/>
     <w:semiHidden/>
-    <w:rsid w:val="0033505D"/>
+    <w:rsid w:val="00404219"/>
     <w:rPr>
       <w:rFonts w:eastAsiaTheme="majorEastAsia" w:cstheme="majorBidi"/>
       <w:color w:val="2F5496" w:themeColor="accent1" w:themeShade="BF"/>
@@ -2515,7 +2612,7 @@
     <w:link w:val="Heading6"/>
     <w:uiPriority w:val="9"/>
     <w:semiHidden/>
-    <w:rsid w:val="0033505D"/>
+    <w:rsid w:val="00404219"/>
     <w:rPr>
       <w:rFonts w:eastAsiaTheme="majorEastAsia" w:cstheme="majorBidi"/>
       <w:i/>
@@ -2529,7 +2626,7 @@
     <w:link w:val="Heading7"/>
     <w:uiPriority w:val="9"/>
     <w:semiHidden/>
-    <w:rsid w:val="0033505D"/>
+    <w:rsid w:val="00404219"/>
     <w:rPr>
       <w:rFonts w:eastAsiaTheme="majorEastAsia" w:cstheme="majorBidi"/>
       <w:color w:val="595959" w:themeColor="text1" w:themeTint="A6"/>
@@ -2541,7 +2638,7 @@
     <w:link w:val="Heading8"/>
     <w:uiPriority w:val="9"/>
     <w:semiHidden/>
-    <w:rsid w:val="0033505D"/>
+    <w:rsid w:val="00404219"/>
     <w:rPr>
       <w:rFonts w:eastAsiaTheme="majorEastAsia" w:cstheme="majorBidi"/>
       <w:i/>
@@ -2555,7 +2652,7 @@
     <w:link w:val="Heading9"/>
     <w:uiPriority w:val="9"/>
     <w:semiHidden/>
-    <w:rsid w:val="0033505D"/>
+    <w:rsid w:val="00404219"/>
     <w:rPr>
       <w:rFonts w:eastAsiaTheme="majorEastAsia" w:cstheme="majorBidi"/>
       <w:color w:val="272727" w:themeColor="text1" w:themeTint="D8"/>
@@ -2568,7 +2665,7 @@
     <w:link w:val="TitleChar"/>
     <w:uiPriority w:val="10"/>
     <w:qFormat/>
-    <w:rsid w:val="0033505D"/>
+    <w:rsid w:val="00404219"/>
     <w:pPr>
       <w:spacing w:after="80" w:line="240" w:lineRule="auto"/>
       <w:contextualSpacing/>
@@ -2586,7 +2683,7 @@
     <w:basedOn w:val="DefaultParagraphFont"/>
     <w:link w:val="Title"/>
     <w:uiPriority w:val="10"/>
-    <w:rsid w:val="0033505D"/>
+    <w:rsid w:val="00404219"/>
     <w:rPr>
       <w:rFonts w:asciiTheme="majorHAnsi" w:eastAsiaTheme="majorEastAsia" w:hAnsiTheme="majorHAnsi" w:cstheme="majorBidi"/>
       <w:spacing w:val="-10"/>
@@ -2602,7 +2699,7 @@
     <w:link w:val="SubtitleChar"/>
     <w:uiPriority w:val="11"/>
     <w:qFormat/>
-    <w:rsid w:val="0033505D"/>
+    <w:rsid w:val="00404219"/>
     <w:pPr>
       <w:numPr>
         <w:ilvl w:val="1"/>
@@ -2621,7 +2718,7 @@
     <w:basedOn w:val="DefaultParagraphFont"/>
     <w:link w:val="Subtitle"/>
     <w:uiPriority w:val="11"/>
-    <w:rsid w:val="0033505D"/>
+    <w:rsid w:val="00404219"/>
     <w:rPr>
       <w:rFonts w:eastAsiaTheme="majorEastAsia" w:cstheme="majorBidi"/>
       <w:color w:val="595959" w:themeColor="text1" w:themeTint="A6"/>
@@ -2637,7 +2734,7 @@
     <w:link w:val="QuoteChar"/>
     <w:uiPriority w:val="29"/>
     <w:qFormat/>
-    <w:rsid w:val="0033505D"/>
+    <w:rsid w:val="00404219"/>
     <w:pPr>
       <w:spacing w:before="160"/>
       <w:jc w:val="center"/>
@@ -2653,7 +2750,7 @@
     <w:basedOn w:val="DefaultParagraphFont"/>
     <w:link w:val="Quote"/>
     <w:uiPriority w:val="29"/>
-    <w:rsid w:val="0033505D"/>
+    <w:rsid w:val="00404219"/>
     <w:rPr>
       <w:i/>
       <w:iCs/>
@@ -2665,7 +2762,7 @@
     <w:basedOn w:val="Normal"/>
     <w:uiPriority w:val="34"/>
     <w:qFormat/>
-    <w:rsid w:val="0033505D"/>
+    <w:rsid w:val="00404219"/>
     <w:pPr>
       <w:ind w:left="720"/>
       <w:contextualSpacing/>
@@ -2676,7 +2773,7 @@
     <w:basedOn w:val="DefaultParagraphFont"/>
     <w:uiPriority w:val="21"/>
     <w:qFormat/>
-    <w:rsid w:val="0033505D"/>
+    <w:rsid w:val="00404219"/>
     <w:rPr>
       <w:i/>
       <w:iCs/>
@@ -2690,7 +2787,7 @@
     <w:link w:val="IntenseQuoteChar"/>
     <w:uiPriority w:val="30"/>
     <w:qFormat/>
-    <w:rsid w:val="0033505D"/>
+    <w:rsid w:val="00404219"/>
     <w:pPr>
       <w:pBdr>
         <w:top w:val="single" w:sz="4" w:space="10" w:color="2F5496" w:themeColor="accent1" w:themeShade="BF"/>
@@ -2711,7 +2808,7 @@
     <w:basedOn w:val="DefaultParagraphFont"/>
     <w:link w:val="IntenseQuote"/>
     <w:uiPriority w:val="30"/>
-    <w:rsid w:val="0033505D"/>
+    <w:rsid w:val="00404219"/>
     <w:rPr>
       <w:i/>
       <w:iCs/>
@@ -2723,7 +2820,7 @@
     <w:basedOn w:val="DefaultParagraphFont"/>
     <w:uiPriority w:val="32"/>
     <w:qFormat/>
-    <w:rsid w:val="0033505D"/>
+    <w:rsid w:val="00404219"/>
     <w:rPr>
       <w:b/>
       <w:bCs/>
